--- a/public/downloads/przykladowa-praca-magisterska-ratownictwo-medyczne.docx
+++ b/public/downloads/przykladowa-praca-magisterska-ratownictwo-medyczne.docx
@@ -117,7 +117,7 @@
         <w:t xml:space="preserve">: struktura wyjazdów, czasy dotarcia odniesione do parametrów ustawowych, wnioski dla organizacji systemu. Ten typ pracy jest realny do wykonania (dane z jednej dysponentury za zgodą dysponenta) i ceniony, bo opiera się na twardych danych zamiast deklaracji. Konwencja medyczna: streszczenie strukturalne, „Materiał i metody”, piśmiennictwo Vancouver. Niebieskie adnotacje — usuń w swojej pracy. Dane liczbowe są fikcyjne. Pełne poradniki: praca-magisterska.pl/poradniki/</w:t>
       </w:r>
     </w:p>
-    <w:bookmarkStart w:id="20" w:name="streszczenie"/>
+    <w:bookmarkStart w:id="9" w:name="_streszczenie"/>
     <w:p>
       <w:pPr>
         <w:pStyle w:val="Heading1"/>
@@ -242,8 +242,8 @@
         <w:t xml:space="preserve">[Streszczenie strukturalne z liczbami. Zwróć uwagę na zestaw: wielkość materiału (18 642 kart), okres, główne wyniki z odsetkami i odniesienie do parametrów ustawowych — to sygnatura dobrej pracy z ratownictwa.]</w:t>
       </w:r>
     </w:p>
-    <w:bookmarkEnd w:id="20"/>
-    <w:bookmarkStart w:id="21" w:name="spis-treści"/>
+    <w:bookmarkEnd w:id="9"/>
+    <w:bookmarkStart w:id="10" w:name="_68349d0c7d64ae346c98bcec9a8185b5790f4f0"/>
     <w:p>
       <w:pPr>
         <w:pStyle w:val="Heading1"/>
@@ -461,8 +461,8 @@
         <w:t xml:space="preserve"> </w:t>
       </w:r>
     </w:p>
-    <w:bookmarkEnd w:id="21"/>
-    <w:bookmarkStart w:id="25" w:name="rozdział-2.-materiał-i-metody"/>
+    <w:bookmarkEnd w:id="10"/>
+    <w:bookmarkStart w:id="14" w:name="_9de6aadbdeed55d8a322d25d0d2e8752b1f474d"/>
     <w:p>
       <w:pPr>
         <w:pStyle w:val="Heading1"/>
@@ -471,7 +471,7 @@
         <w:t xml:space="preserve">Rozdział 2. Materiał i metody</w:t>
       </w:r>
     </w:p>
-    <w:bookmarkStart w:id="22" w:name="materiał-badawczy-i-procedura"/>
+    <w:bookmarkStart w:id="11" w:name="_20bd667a09ac60c707363676fcdf5720fa10707"/>
     <w:p>
       <w:pPr>
         <w:pStyle w:val="Heading2"/>
@@ -496,8 +496,8 @@
         <w:t xml:space="preserve">[Klucz do wykonalności tej pracy: zgoda dysponenta + anonimizacja danych + opinia komisji. Załatw je PRZED zbieraniem materiału. Podaj też liczbę i odsetek rekordów wykluczonych — to standard rzetelności w analizach retrospektywnych.]</w:t>
       </w:r>
     </w:p>
-    <w:bookmarkEnd w:id="22"/>
-    <w:bookmarkStart w:id="24" w:name="Xd4611eeaf5fa1b24ac3ccf88d9922b2c03382c8"/>
+    <w:bookmarkEnd w:id="11"/>
+    <w:bookmarkStart w:id="13" w:name="_d4611eeaf5fa1b24ac3ccf88d9922b2c03382c8"/>
     <w:p>
       <w:pPr>
         <w:pStyle w:val="Heading2"/>
@@ -517,7 +517,7 @@
         <w:rPr>
           <w:rStyle w:val="FootnoteReference"/>
         </w:rPr>
-        <w:footnoteReference w:id="23"/>
+        <w:footnoteReference w:id="12"/>
       </w:r>
       <w:r>
         <w:t xml:space="preserve"> </w:t>
@@ -526,9 +526,9 @@
         <w:t xml:space="preserve">mediana nie większa niż 8 minut w mieście powyżej 10 tys. mieszkańców i 15 minut poza nim, trzeci kwartyl odpowiednio 12 i 20 minut, czas maksymalny 15 i 20 minut, z pominięciem 0,5% wyjazdów o najdłuższych czasach.</w:t>
       </w:r>
     </w:p>
-    <w:bookmarkEnd w:id="24"/>
-    <w:bookmarkEnd w:id="25"/>
-    <w:bookmarkStart w:id="28" w:name="rozdział-3.-wyniki"/>
+    <w:bookmarkEnd w:id="13"/>
+    <w:bookmarkEnd w:id="14"/>
+    <w:bookmarkStart w:id="17" w:name="_6e860dd1a63917aa9ec83d81b69b25253201281"/>
     <w:p>
       <w:pPr>
         <w:pStyle w:val="Heading1"/>
@@ -537,7 +537,7 @@
         <w:t xml:space="preserve">Rozdział 3. Wyniki</w:t>
       </w:r>
     </w:p>
-    <w:bookmarkStart w:id="26" w:name="X4d80c967827c16cb3a62eb947b251a9131ad550"/>
+    <w:bookmarkStart w:id="15" w:name="_4d80c967827c16cb3a62eb947b251a9131ad550"/>
     <w:p>
       <w:pPr>
         <w:pStyle w:val="Heading2"/>
@@ -763,8 +763,8 @@
         <w:t xml:space="preserve">[Najmocniejszy element pracy: własne wyniki zestawione wprost z wartościami ustawowymi w jednej tabeli. Analiza przestrzenna przekroczeń (które gminy) zamienia opis w diagnozę i prowadzi do rekomendacji.]</w:t>
       </w:r>
     </w:p>
-    <w:bookmarkEnd w:id="26"/>
-    <w:bookmarkStart w:id="27" w:name="wyjazdy-zakończone-bez-transportu"/>
+    <w:bookmarkEnd w:id="15"/>
+    <w:bookmarkStart w:id="16" w:name="_69eb9e6391838a4aa89f8ddc5046004eeec5379"/>
     <w:p>
       <w:pPr>
         <w:pStyle w:val="Heading2"/>
@@ -781,9 +781,9 @@
         <w:t xml:space="preserve">Interwencje zakończone pozostawieniem pacjenta na miejscu stanowiły 23,6% wyjazdów, a ich odsetek wzrósł z 21,2% w 2023 do 25,7% w 2025 roku (p &lt; 0,001). Wśród przyczyn wezwań zakończonych bez transportu dominowały zasłabnięcia bez utraty przytomności i stany po spożyciu alkoholu.</w:t>
       </w:r>
     </w:p>
-    <w:bookmarkEnd w:id="27"/>
-    <w:bookmarkEnd w:id="28"/>
-    <w:bookmarkStart w:id="29" w:name="rozdział-4.-dyskusja"/>
+    <w:bookmarkEnd w:id="16"/>
+    <w:bookmarkEnd w:id="17"/>
+    <w:bookmarkStart w:id="18" w:name="_a5e83a5bee12c6166517ed78eba9af74e21dfa9"/>
     <w:p>
       <w:pPr>
         <w:pStyle w:val="Heading1"/>
@@ -800,8 +800,8 @@
         <w:t xml:space="preserve">Uzyskane wyniki wpisują się w doniesienia o rosnącym obciążeniu ZRM interwencjami niewymagającymi transportu, opisywanym w literaturze jako pochodna ograniczonej dostępności podstawowej opieki zdrowotnej i nocnej pomocy lekarskiej. Realizacja parametrów czasowych na poziomie całego rejonu operacyjnego może przy tym maskować lokalne deficyty — koncentracja przekroczeń w północnych gminach wskazuje na problem pokrycia, nie sprawności zespołów. Ograniczenia pracy: dane z jednego dysponenta, brak informacji o dalszych losach pacjentów pozostawionych na miejscu oraz zależność od jakości pierwotnej dokumentacji.</w:t>
       </w:r>
     </w:p>
-    <w:bookmarkEnd w:id="29"/>
-    <w:bookmarkStart w:id="30" w:name="wnioski"/>
+    <w:bookmarkEnd w:id="18"/>
+    <w:bookmarkStart w:id="19" w:name="_wnioski"/>
     <w:p>
       <w:pPr>
         <w:pStyle w:val="Heading1"/>
@@ -846,8 +846,8 @@
         <w:t xml:space="preserve">Rosnący odsetek wyjazdów bez transportu (do 25,7%) wskazuje na wykorzystywanie ZRM w zdarzeniach niewymagających interwencji zespołu; zasadne są działania edukacyjne i wzmocnienie alternatywnych form pomocy.</w:t>
       </w:r>
     </w:p>
-    <w:bookmarkEnd w:id="30"/>
-    <w:bookmarkStart w:id="34" w:name="piśmiennictwo"/>
+    <w:bookmarkEnd w:id="19"/>
+    <w:bookmarkStart w:id="24" w:name="_piśmiennictwo"/>
     <w:p>
       <w:pPr>
         <w:pStyle w:val="Heading1"/>
@@ -932,7 +932,7 @@
     </w:p>
     <w:p>
       <w:pPr>
-        <w:pStyle w:val="BodyText"/>
+        <w:pStyle w:val="FirstParagraph"/>
       </w:pPr>
       <w:r>
         <w:t xml:space="preserve">Wzór przygotowała redakcja serwisu</w:t>
@@ -960,7 +960,7 @@
           <w:b/>
           <w:bCs/>
         </w:rPr>
-        <w:t xml:space="preserve">Smart-Edu.ai — pierwsza wersja pracy w kilka godzin, nie w kilka miesięcy</w:t>
+        <w:t xml:space="preserve">„Jak napisać pracę magisterską z ratownictwa medycznego” — przewodnik do tego wzoru</w:t>
       </w:r>
     </w:p>
     <w:p>
@@ -968,21 +968,21 @@
         <w:pStyle w:val="Note"/>
       </w:pPr>
       <w:r>
-        <w:t xml:space="preserve">Podajesz temat, kierunek studiów i wytyczne promotora, a sztuczna inteligencja generuje unikalny, gotowy do edycji tekst: z poprawną strukturą rozdziałów, przypisami i bibliografią. Rejestracja jest darmowa, płacisz wyłącznie za wygenerowany tekst.</w:t>
+        <w:t xml:space="preserve">Wzór pokazuje układ pracy. Przewodnik pokazuje, jak wypełnić każdy rozdział treścią: dobór metody i narzędzi, analiza wyników, typowe uwagi recenzentów. PDF + EPUB, 49 zł, dostęp od razu po płatności.</w:t>
       </w:r>
     </w:p>
     <w:p>
       <w:pPr>
         <w:pStyle w:val="Note"/>
       </w:pPr>
-      <w:hyperlink r:id="rId31">
+      <w:hyperlink r:id="rId20">
         <w:r>
           <w:rPr>
             <w:rStyle w:val="Hyperlink"/>
             <w:b/>
             <w:bCs/>
           </w:rPr>
-          <w:t xml:space="preserve">www.smart-edu.ai/pl/masters-thesis</w:t>
+          <w:t xml:space="preserve">praca-magisterska.pl/sklep/jak-napisac-prace-magisterska-z-ratownictwa-medycznego/</w:t>
         </w:r>
       </w:hyperlink>
     </w:p>
@@ -991,35 +991,50 @@
         <w:pStyle w:val="BodyText"/>
       </w:pPr>
       <w:r>
-        <w:t xml:space="preserve">Wolisz napisać pracę w pełni samodzielnie? Pomoże Ci ebook</w:t>
-      </w:r>
-      <w:r>
-        <w:t xml:space="preserve"> </w:t>
-      </w:r>
-      <w:r>
-        <w:rPr>
-          <w:b/>
-          <w:bCs/>
-        </w:rPr>
-        <w:t xml:space="preserve">„Jak napisać pracę magisterską. Kompletny przewodnik od A do Z”</w:t>
-      </w:r>
-      <w:r>
-        <w:t xml:space="preserve"> </w:t>
-      </w:r>
-      <w:r>
-        <w:t xml:space="preserve">— 250 stron praktycznych wskazówek, szablonów i checklist, z rozdziałem o etycznym korzystaniu z AI:</w:t>
-      </w:r>
-      <w:r>
-        <w:t xml:space="preserve"> </w:t>
-      </w:r>
-      <w:hyperlink r:id="rId32">
+        <w:t xml:space="preserve">Chcesz zobaczyć kompletną pracę z przypisami i bibliografią? Zajrzyj do</w:t>
+      </w:r>
+      <w:r>
+        <w:t xml:space="preserve"> </w:t>
+      </w:r>
+      <w:hyperlink r:id="rId21">
         <w:r>
           <w:rPr>
             <w:rStyle w:val="Hyperlink"/>
           </w:rPr>
-          <w:t xml:space="preserve">www.praca-magisterska.pl/sklep/praca-magisterska-ebook/</w:t>
+          <w:t xml:space="preserve">katalogu gotowych prac wzorcowych</w:t>
         </w:r>
       </w:hyperlink>
+      <w:r>
+        <w:t xml:space="preserve"> </w:t>
+      </w:r>
+      <w:r>
+        <w:t xml:space="preserve">(59 zł za pracę).</w:t>
+      </w:r>
+    </w:p>
+    <w:p>
+      <w:pPr>
+        <w:pStyle w:val="BodyText"/>
+      </w:pPr>
+      <w:r>
+        <w:t xml:space="preserve">Generator</w:t>
+      </w:r>
+      <w:r>
+        <w:t xml:space="preserve"> </w:t>
+      </w:r>
+      <w:hyperlink r:id="rId22">
+        <w:r>
+          <w:rPr>
+            <w:rStyle w:val="Hyperlink"/>
+          </w:rPr>
+          <w:t xml:space="preserve">Smart-Edu.ai</w:t>
+        </w:r>
+      </w:hyperlink>
+      <w:r>
+        <w:t xml:space="preserve"> </w:t>
+      </w:r>
+      <w:r>
+        <w:t xml:space="preserve">przygotuje pierwszą wersję tekstu z pomocą sztucznej inteligencji, jeśli wolisz zacząć od szkicu.</w:t>
+      </w:r>
     </w:p>
     <w:p>
       <w:pPr>
@@ -1035,7 +1050,7 @@
       <w:r>
         <w:t xml:space="preserve"> </w:t>
       </w:r>
-      <w:hyperlink r:id="rId33">
+      <w:hyperlink r:id="rId23">
         <w:r>
           <w:rPr>
             <w:rStyle w:val="Hyperlink"/>
@@ -1046,7 +1061,7 @@
         </w:r>
       </w:hyperlink>
     </w:p>
-    <w:bookmarkEnd w:id="34"/>
+    <w:bookmarkEnd w:id="24"/>
     <w:sectPr/>
   </w:body>
 </w:document>
@@ -1072,7 +1087,7 @@
       </w:r>
     </w:p>
   </w:footnote>
-  <w:footnote w:id="23">
+  <w:footnote w:id="12">
     <w:p>
       <w:pPr>
         <w:pStyle w:val="FootnoteText"/>
